--- a/projects/fpga-systems/Genesys2/rapids_beats/docs/RAPIDS_FPGA_System_v1.0.docx
+++ b/projects/fpga-systems/Genesys2/rapids_beats/docs/RAPIDS_FPGA_System_v1.0.docx
@@ -160,7 +160,7 @@
             </w:rPr>
             <w:fldChar w:fldCharType="separate"/>
           </w:r>
-          <w:hyperlink w:anchor="__RefHeading___Toc2620_2629435007">
+          <w:hyperlink w:anchor="__RefHeading___Toc2620_455974275">
             <w:r>
               <w:rPr>
                 <w:webHidden/>
@@ -168,7 +168,7 @@
               </w:rPr>
               <w:t>1 Document Information</w:t>
               <w:tab/>
-              <w:t>7</w:t>
+              <w:t>8</w:t>
             </w:r>
           </w:hyperlink>
         </w:p>
@@ -181,7 +181,7 @@
             </w:tabs>
             <w:rPr/>
           </w:pPr>
-          <w:hyperlink w:anchor="__RefHeading___Toc2622_2629435007">
+          <w:hyperlink w:anchor="__RefHeading___Toc2622_455974275">
             <w:r>
               <w:rPr>
                 <w:webHidden/>
@@ -189,7 +189,7 @@
               </w:rPr>
               <w:t>1.1 Revision History</w:t>
               <w:tab/>
-              <w:t>7</w:t>
+              <w:t>8</w:t>
             </w:r>
           </w:hyperlink>
         </w:p>
@@ -202,7 +202,7 @@
             </w:tabs>
             <w:rPr/>
           </w:pPr>
-          <w:hyperlink w:anchor="__RefHeading___Toc2624_2629435007">
+          <w:hyperlink w:anchor="__RefHeading___Toc2624_455974275">
             <w:r>
               <w:rPr>
                 <w:webHidden/>
@@ -223,7 +223,7 @@
             </w:tabs>
             <w:rPr/>
           </w:pPr>
-          <w:hyperlink w:anchor="__RefHeading___Toc2626_2629435007">
+          <w:hyperlink w:anchor="__RefHeading___Toc2626_455974275">
             <w:r>
               <w:rPr>
                 <w:webHidden/>
@@ -231,7 +231,7 @@
               </w:rPr>
               <w:t>2 The System</w:t>
               <w:tab/>
-              <w:t>8</w:t>
+              <w:t>10</w:t>
             </w:r>
           </w:hyperlink>
         </w:p>
@@ -244,7 +244,7 @@
             </w:tabs>
             <w:rPr/>
           </w:pPr>
-          <w:hyperlink w:anchor="__RefHeading___Toc2628_2629435007">
+          <w:hyperlink w:anchor="__RefHeading___Toc2628_455974275">
             <w:r>
               <w:rPr>
                 <w:webHidden/>
@@ -252,7 +252,7 @@
               </w:rPr>
               <w:t>2.1 What it is</w:t>
               <w:tab/>
-              <w:t>8</w:t>
+              <w:t>10</w:t>
             </w:r>
           </w:hyperlink>
         </w:p>
@@ -265,7 +265,7 @@
             </w:tabs>
             <w:rPr/>
           </w:pPr>
-          <w:hyperlink w:anchor="__RefHeading___Toc2630_2629435007">
+          <w:hyperlink w:anchor="__RefHeading___Toc2630_455974275">
             <w:r>
               <w:rPr>
                 <w:webHidden/>
@@ -273,7 +273,7 @@
               </w:rPr>
               <w:t>2.1.1 Figure 1.1: The bench</w:t>
               <w:tab/>
-              <w:t>9</w:t>
+              <w:t>10</w:t>
             </w:r>
           </w:hyperlink>
         </w:p>
@@ -286,7 +286,7 @@
             </w:tabs>
             <w:rPr/>
           </w:pPr>
-          <w:hyperlink w:anchor="__RefHeading___Toc2632_2629435007">
+          <w:hyperlink w:anchor="__RefHeading___Toc2632_455974275">
             <w:r>
               <w:rPr>
                 <w:webHidden/>
@@ -294,7 +294,7 @@
               </w:rPr>
               <w:t>2.2 The board</w:t>
               <w:tab/>
-              <w:t>9</w:t>
+              <w:t>10</w:t>
             </w:r>
           </w:hyperlink>
         </w:p>
@@ -307,7 +307,7 @@
             </w:tabs>
             <w:rPr/>
           </w:pPr>
-          <w:hyperlink w:anchor="__RefHeading___Toc2634_2629435007">
+          <w:hyperlink w:anchor="__RefHeading___Toc2634_455974275">
             <w:r>
               <w:rPr>
                 <w:webHidden/>
@@ -315,7 +315,7 @@
               </w:rPr>
               <w:t>2.3 The two USB chips</w:t>
               <w:tab/>
-              <w:t>10</w:t>
+              <w:t>11</w:t>
             </w:r>
           </w:hyperlink>
         </w:p>
@@ -328,7 +328,7 @@
             </w:tabs>
             <w:rPr/>
           </w:pPr>
-          <w:hyperlink w:anchor="__RefHeading___Toc2636_2629435007">
+          <w:hyperlink w:anchor="__RefHeading___Toc2636_455974275">
             <w:r>
               <w:rPr>
                 <w:webHidden/>
@@ -336,7 +336,7 @@
               </w:rPr>
               <w:t>2.4 The stack, top to bottom</w:t>
               <w:tab/>
-              <w:t>10</w:t>
+              <w:t>12</w:t>
             </w:r>
           </w:hyperlink>
         </w:p>
@@ -349,7 +349,7 @@
             </w:tabs>
             <w:rPr/>
           </w:pPr>
-          <w:hyperlink w:anchor="__RefHeading___Toc2638_2629435007">
+          <w:hyperlink w:anchor="__RefHeading___Toc2638_455974275">
             <w:r>
               <w:rPr>
                 <w:webHidden/>
@@ -357,7 +357,7 @@
               </w:rPr>
               <w:t>2.5 The design point</w:t>
               <w:tab/>
-              <w:t>11</w:t>
+              <w:t>12</w:t>
             </w:r>
           </w:hyperlink>
         </w:p>
@@ -370,7 +370,7 @@
             </w:tabs>
             <w:rPr/>
           </w:pPr>
-          <w:hyperlink w:anchor="__RefHeading___Toc2640_2629435007">
+          <w:hyperlink w:anchor="__RefHeading___Toc2640_455974275">
             <w:r>
               <w:rPr>
                 <w:webHidden/>
@@ -378,7 +378,7 @@
               </w:rPr>
               <w:t>3 The Harness</w:t>
               <w:tab/>
-              <w:t>12</w:t>
+              <w:t>14</w:t>
             </w:r>
           </w:hyperlink>
         </w:p>
@@ -391,7 +391,7 @@
             </w:tabs>
             <w:rPr/>
           </w:pPr>
-          <w:hyperlink w:anchor="__RefHeading___Toc2642_2629435007">
+          <w:hyperlink w:anchor="__RefHeading___Toc2642_455974275">
             <w:r>
               <w:rPr>
                 <w:webHidden/>
@@ -399,7 +399,7 @@
               </w:rPr>
               <w:t>3.0.1 Figure 2.1: The harness block map</w:t>
               <w:tab/>
-              <w:t>12</w:t>
+              <w:t>14</w:t>
             </w:r>
           </w:hyperlink>
         </w:p>
@@ -412,7 +412,7 @@
             </w:tabs>
             <w:rPr/>
           </w:pPr>
-          <w:hyperlink w:anchor="__RefHeading___Toc2644_2629435007">
+          <w:hyperlink w:anchor="__RefHeading___Toc2644_455974275">
             <w:r>
               <w:rPr>
                 <w:webHidden/>
@@ -420,7 +420,7 @@
               </w:rPr>
               <w:t>3.1 The host front-end</w:t>
               <w:tab/>
-              <w:t>12</w:t>
+              <w:t>14</w:t>
             </w:r>
           </w:hyperlink>
         </w:p>
@@ -433,7 +433,7 @@
             </w:tabs>
             <w:rPr/>
           </w:pPr>
-          <w:hyperlink w:anchor="__RefHeading___Toc2646_2629435007">
+          <w:hyperlink w:anchor="__RefHeading___Toc2646_455974275">
             <w:r>
               <w:rPr>
                 <w:webHidden/>
@@ -441,7 +441,7 @@
               </w:rPr>
               <w:t>3.2 The launch path: stage everything, then GO</w:t>
               <w:tab/>
-              <w:t>13</w:t>
+              <w:t>15</w:t>
             </w:r>
           </w:hyperlink>
         </w:p>
@@ -454,7 +454,7 @@
             </w:tabs>
             <w:rPr/>
           </w:pPr>
-          <w:hyperlink w:anchor="__RefHeading___Toc2648_2629435007">
+          <w:hyperlink w:anchor="__RefHeading___Toc2648_455974275">
             <w:r>
               <w:rPr>
                 <w:webHidden/>
@@ -462,7 +462,7 @@
               </w:rPr>
               <w:t>3.3 Stimulus and checking</w:t>
               <w:tab/>
-              <w:t>13</w:t>
+              <w:t>16</w:t>
             </w:r>
           </w:hyperlink>
         </w:p>
@@ -475,7 +475,7 @@
             </w:tabs>
             <w:rPr/>
           </w:pPr>
-          <w:hyperlink w:anchor="__RefHeading___Toc2650_2629435007">
+          <w:hyperlink w:anchor="__RefHeading___Toc2650_455974275">
             <w:r>
               <w:rPr>
                 <w:webHidden/>
@@ -483,7 +483,7 @@
               </w:rPr>
               <w:t>3.4 Memories the DUT owns</w:t>
               <w:tab/>
-              <w:t>14</w:t>
+              <w:t>16</w:t>
             </w:r>
           </w:hyperlink>
         </w:p>
@@ -496,7 +496,7 @@
             </w:tabs>
             <w:rPr/>
           </w:pPr>
-          <w:hyperlink w:anchor="__RefHeading___Toc2652_2629435007">
+          <w:hyperlink w:anchor="__RefHeading___Toc2652_455974275">
             <w:r>
               <w:rPr>
                 <w:webHidden/>
@@ -504,7 +504,7 @@
               </w:rPr>
               <w:t>3.5 Measurement</w:t>
               <w:tab/>
-              <w:t>15</w:t>
+              <w:t>17</w:t>
             </w:r>
           </w:hyperlink>
         </w:p>
@@ -517,7 +517,7 @@
             </w:tabs>
             <w:rPr/>
           </w:pPr>
-          <w:hyperlink w:anchor="__RefHeading___Toc2654_2629435007">
+          <w:hyperlink w:anchor="__RefHeading___Toc2654_455974275">
             <w:r>
               <w:rPr>
                 <w:webHidden/>
@@ -525,7 +525,7 @@
               </w:rPr>
               <w:t>3.6 The debug variant</w:t>
               <w:tab/>
-              <w:t>15</w:t>
+              <w:t>18</w:t>
             </w:r>
           </w:hyperlink>
         </w:p>
@@ -538,7 +538,7 @@
             </w:tabs>
             <w:rPr/>
           </w:pPr>
-          <w:hyperlink w:anchor="__RefHeading___Toc2656_2629435007">
+          <w:hyperlink w:anchor="__RefHeading___Toc2656_455974275">
             <w:r>
               <w:rPr>
                 <w:webHidden/>
@@ -546,7 +546,7 @@
               </w:rPr>
               <w:t>4 One RTL, Several Bitstreams</w:t>
               <w:tab/>
-              <w:t>16</w:t>
+              <w:t>19</w:t>
             </w:r>
           </w:hyperlink>
         </w:p>
@@ -559,7 +559,7 @@
             </w:tabs>
             <w:rPr/>
           </w:pPr>
-          <w:hyperlink w:anchor="__RefHeading___Toc2658_2629435007">
+          <w:hyperlink w:anchor="__RefHeading___Toc2658_455974275">
             <w:r>
               <w:rPr>
                 <w:webHidden/>
@@ -567,7 +567,7 @@
               </w:rPr>
               <w:t>4.1 The rule</w:t>
               <w:tab/>
-              <w:t>16</w:t>
+              <w:t>19</w:t>
             </w:r>
           </w:hyperlink>
         </w:p>
@@ -580,7 +580,7 @@
             </w:tabs>
             <w:rPr/>
           </w:pPr>
-          <w:hyperlink w:anchor="__RefHeading___Toc2660_2629435007">
+          <w:hyperlink w:anchor="__RefHeading___Toc2660_455974275">
             <w:r>
               <w:rPr>
                 <w:webHidden/>
@@ -588,7 +588,7 @@
               </w:rPr>
               <w:t>4.1.1 Figure 3.1: One source tree, several bitstreams</w:t>
               <w:tab/>
-              <w:t>16</w:t>
+              <w:t>19</w:t>
             </w:r>
           </w:hyperlink>
         </w:p>
@@ -601,7 +601,7 @@
             </w:tabs>
             <w:rPr/>
           </w:pPr>
-          <w:hyperlink w:anchor="__RefHeading___Toc2662_2629435007">
+          <w:hyperlink w:anchor="__RefHeading___Toc2662_455974275">
             <w:r>
               <w:rPr>
                 <w:webHidden/>
@@ -609,7 +609,7 @@
               </w:rPr>
               <w:t>4.2 The knobs</w:t>
               <w:tab/>
-              <w:t>17</w:t>
+              <w:t>19</w:t>
             </w:r>
           </w:hyperlink>
         </w:p>
@@ -622,7 +622,7 @@
             </w:tabs>
             <w:rPr/>
           </w:pPr>
-          <w:hyperlink w:anchor="__RefHeading___Toc2664_2629435007">
+          <w:hyperlink w:anchor="__RefHeading___Toc2664_455974275">
             <w:r>
               <w:rPr>
                 <w:webHidden/>
@@ -630,7 +630,7 @@
               </w:rPr>
               <w:t>4.3 The variants and why each exists</w:t>
               <w:tab/>
-              <w:t>17</w:t>
+              <w:t>20</w:t>
             </w:r>
           </w:hyperlink>
         </w:p>
@@ -643,7 +643,7 @@
             </w:tabs>
             <w:rPr/>
           </w:pPr>
-          <w:hyperlink w:anchor="__RefHeading___Toc2666_2629435007">
+          <w:hyperlink w:anchor="__RefHeading___Toc2666_455974275">
             <w:r>
               <w:rPr>
                 <w:webHidden/>
@@ -651,7 +651,7 @@
               </w:rPr>
               <w:t>4.4 The design points</w:t>
               <w:tab/>
-              <w:t>19</w:t>
+              <w:t>22</w:t>
             </w:r>
           </w:hyperlink>
         </w:p>
@@ -664,7 +664,7 @@
             </w:tabs>
             <w:rPr/>
           </w:pPr>
-          <w:hyperlink w:anchor="__RefHeading___Toc2668_2629435007">
+          <w:hyperlink w:anchor="__RefHeading___Toc2668_455974275">
             <w:r>
               <w:rPr>
                 <w:webHidden/>
@@ -672,7 +672,7 @@
               </w:rPr>
               <w:t>4.5 What a build costs and where it lives</w:t>
               <w:tab/>
-              <w:t>19</w:t>
+              <w:t>22</w:t>
             </w:r>
           </w:hyperlink>
         </w:p>
@@ -685,7 +685,7 @@
             </w:tabs>
             <w:rPr/>
           </w:pPr>
-          <w:hyperlink w:anchor="__RefHeading___Toc2670_2629435007">
+          <w:hyperlink w:anchor="__RefHeading___Toc2670_455974275">
             <w:r>
               <w:rPr>
                 <w:webHidden/>
@@ -693,7 +693,7 @@
               </w:rPr>
               <w:t>5 Host Tools and Flow</w:t>
               <w:tab/>
-              <w:t>20</w:t>
+              <w:t>23</w:t>
             </w:r>
           </w:hyperlink>
         </w:p>
@@ -706,7 +706,7 @@
             </w:tabs>
             <w:rPr/>
           </w:pPr>
-          <w:hyperlink w:anchor="__RefHeading___Toc2672_2629435007">
+          <w:hyperlink w:anchor="__RefHeading___Toc2672_455974275">
             <w:r>
               <w:rPr>
                 <w:webHidden/>
@@ -714,7 +714,7 @@
               </w:rPr>
               <w:t>5.1 Make targets</w:t>
               <w:tab/>
-              <w:t>20</w:t>
+              <w:t>23</w:t>
             </w:r>
           </w:hyperlink>
         </w:p>
@@ -727,7 +727,7 @@
             </w:tabs>
             <w:rPr/>
           </w:pPr>
-          <w:hyperlink w:anchor="__RefHeading___Toc2674_2629435007">
+          <w:hyperlink w:anchor="__RefHeading___Toc2674_455974275">
             <w:r>
               <w:rPr>
                 <w:webHidden/>
@@ -735,7 +735,7 @@
               </w:rPr>
               <w:t>5.2 The host tools</w:t>
               <w:tab/>
-              <w:t>20</w:t>
+              <w:t>23</w:t>
             </w:r>
           </w:hyperlink>
         </w:p>
@@ -748,7 +748,7 @@
             </w:tabs>
             <w:rPr/>
           </w:pPr>
-          <w:hyperlink w:anchor="__RefHeading___Toc2676_2629435007">
+          <w:hyperlink w:anchor="__RefHeading___Toc2676_455974275">
             <w:r>
               <w:rPr>
                 <w:webHidden/>
@@ -756,7 +756,7 @@
               </w:rPr>
               <w:t>5.3 One measured cell, end to end</w:t>
               <w:tab/>
-              <w:t>22</w:t>
+              <w:t>25</w:t>
             </w:r>
           </w:hyperlink>
         </w:p>
@@ -769,7 +769,7 @@
             </w:tabs>
             <w:rPr/>
           </w:pPr>
-          <w:hyperlink w:anchor="__RefHeading___Toc2678_2629435007">
+          <w:hyperlink w:anchor="__RefHeading___Toc2678_455974275">
             <w:r>
               <w:rPr>
                 <w:webHidden/>
@@ -777,7 +777,7 @@
               </w:rPr>
               <w:t>5.3.1 Figure 4.1: From a host command to a report cell</w:t>
               <w:tab/>
-              <w:t>22</w:t>
+              <w:t>25</w:t>
             </w:r>
           </w:hyperlink>
         </w:p>
@@ -790,7 +790,7 @@
             </w:tabs>
             <w:rPr/>
           </w:pPr>
-          <w:hyperlink w:anchor="__RefHeading___Toc2680_2629435007">
+          <w:hyperlink w:anchor="__RefHeading___Toc2680_455974275">
             <w:r>
               <w:rPr>
                 <w:webHidden/>
@@ -798,7 +798,7 @@
               </w:rPr>
               <w:t>5.4 Simulation equals board</w:t>
               <w:tab/>
-              <w:t>23</w:t>
+              <w:t>26</w:t>
             </w:r>
           </w:hyperlink>
         </w:p>
@@ -811,7 +811,7 @@
             </w:tabs>
             <w:rPr/>
           </w:pPr>
-          <w:hyperlink w:anchor="__RefHeading___Toc2682_2629435007">
+          <w:hyperlink w:anchor="__RefHeading___Toc2682_455974275">
             <w:r>
               <w:rPr>
                 <w:webHidden/>
@@ -819,7 +819,7 @@
               </w:rPr>
               <w:t>5.5 Reprogram between campaigns</w:t>
               <w:tab/>
-              <w:t>23</w:t>
+              <w:t>26</w:t>
             </w:r>
           </w:hyperlink>
           <w:r>
@@ -906,7 +906,7 @@
           <w:rPr>
             <w:rStyle w:val="ListLabel1"/>
           </w:rPr>
-          <w:t>9</w:t>
+          <w:t>10</w:t>
         </w:r>
         <w:r>
           <w:rPr>
@@ -963,7 +963,7 @@
           <w:rPr>
             <w:rStyle w:val="ListLabel1"/>
           </w:rPr>
-          <w:t>12</w:t>
+          <w:t>14</w:t>
         </w:r>
         <w:r>
           <w:rPr>
@@ -1020,7 +1020,7 @@
           <w:rPr>
             <w:rStyle w:val="ListLabel1"/>
           </w:rPr>
-          <w:t>16</w:t>
+          <w:t>19</w:t>
         </w:r>
         <w:r>
           <w:rPr>
@@ -1077,7 +1077,7 @@
           <w:rPr>
             <w:rStyle w:val="ListLabel1"/>
           </w:rPr>
-          <w:t>22</w:t>
+          <w:t>25</w:t>
         </w:r>
         <w:r>
           <w:rPr>
@@ -1162,7 +1162,7 @@
           <w:rPr>
             <w:rStyle w:val="ListLabel1"/>
           </w:rPr>
-          <w:t>7</w:t>
+          <w:t>8</w:t>
         </w:r>
         <w:r>
           <w:rPr>
@@ -1219,7 +1219,7 @@
           <w:rPr>
             <w:rStyle w:val="ListLabel1"/>
           </w:rPr>
-          <w:t>7</w:t>
+          <w:t>8</w:t>
         </w:r>
         <w:r>
           <w:rPr>
@@ -1276,7 +1276,7 @@
           <w:rPr>
             <w:rStyle w:val="ListLabel1"/>
           </w:rPr>
-          <w:t>9</w:t>
+          <w:t>11</w:t>
         </w:r>
         <w:r>
           <w:rPr>
@@ -1333,7 +1333,7 @@
           <w:rPr>
             <w:rStyle w:val="ListLabel1"/>
           </w:rPr>
-          <w:t>10</w:t>
+          <w:t>12</w:t>
         </w:r>
         <w:r>
           <w:rPr>
@@ -1390,7 +1390,7 @@
           <w:rPr>
             <w:rStyle w:val="ListLabel1"/>
           </w:rPr>
-          <w:t>12</w:t>
+          <w:t>14</w:t>
         </w:r>
         <w:r>
           <w:rPr>
@@ -1447,7 +1447,7 @@
           <w:rPr>
             <w:rStyle w:val="ListLabel1"/>
           </w:rPr>
-          <w:t>14</w:t>
+          <w:t>16</w:t>
         </w:r>
         <w:r>
           <w:rPr>
@@ -1504,7 +1504,7 @@
           <w:rPr>
             <w:rStyle w:val="ListLabel1"/>
           </w:rPr>
-          <w:t>14</w:t>
+          <w:t>16</w:t>
         </w:r>
         <w:r>
           <w:rPr>
@@ -1561,7 +1561,7 @@
           <w:rPr>
             <w:rStyle w:val="ListLabel1"/>
           </w:rPr>
-          <w:t>17</w:t>
+          <w:t>19</w:t>
         </w:r>
         <w:r>
           <w:rPr>
@@ -1618,7 +1618,7 @@
           <w:rPr>
             <w:rStyle w:val="ListLabel1"/>
           </w:rPr>
-          <w:t>17</w:t>
+          <w:t>20</w:t>
         </w:r>
         <w:r>
           <w:rPr>
@@ -1675,7 +1675,7 @@
           <w:rPr>
             <w:rStyle w:val="ListLabel1"/>
           </w:rPr>
-          <w:t>19</w:t>
+          <w:t>22</w:t>
         </w:r>
         <w:r>
           <w:rPr>
@@ -1732,7 +1732,7 @@
           <w:rPr>
             <w:rStyle w:val="ListLabel1"/>
           </w:rPr>
-          <w:t>20</w:t>
+          <w:t>23</w:t>
         </w:r>
         <w:r>
           <w:rPr>
@@ -1789,7 +1789,7 @@
           <w:rPr>
             <w:rStyle w:val="ListLabel1"/>
           </w:rPr>
-          <w:t>20</w:t>
+          <w:t>23</w:t>
         </w:r>
         <w:r>
           <w:rPr>
@@ -2022,6 +2022,9 @@
           </mc:Fallback>
         </mc:AlternateContent>
       </w:r>
+      <w:r>
+        <w:br w:type="page"/>
+      </w:r>
     </w:p>
     <w:p>
       <w:pPr>
@@ -2030,7 +2033,7 @@
         <w:spacing w:before="360" w:after="120"/>
         <w:rPr/>
       </w:pPr>
-      <w:bookmarkStart w:id="0" w:name="__RefHeading___Toc2620_2629435007"/>
+      <w:bookmarkStart w:id="0" w:name="__RefHeading___Toc2620_455974275"/>
       <w:bookmarkStart w:id="1" w:name="document-information"/>
       <w:bookmarkEnd w:id="0"/>
       <w:r>
@@ -2620,7 +2623,7 @@
         <w:spacing w:before="280" w:after="80"/>
         <w:rPr/>
       </w:pPr>
-      <w:bookmarkStart w:id="3" w:name="__RefHeading___Toc2622_2629435007"/>
+      <w:bookmarkStart w:id="3" w:name="__RefHeading___Toc2622_455974275"/>
       <w:bookmarkEnd w:id="3"/>
       <w:r>
         <w:rPr>
@@ -2892,7 +2895,7 @@
         <w:spacing w:before="280" w:after="80"/>
         <w:rPr/>
       </w:pPr>
-      <w:bookmarkStart w:id="5" w:name="__RefHeading___Toc2624_2629435007"/>
+      <w:bookmarkStart w:id="5" w:name="__RefHeading___Toc2624_455974275"/>
       <w:bookmarkEnd w:id="5"/>
       <w:r>
         <w:rPr>
@@ -3037,6 +3040,9 @@
         </mc:AlternateContent>
       </w:r>
       <w:bookmarkEnd w:id="6"/>
+      <w:r>
+        <w:br w:type="page"/>
+      </w:r>
     </w:p>
     <w:p>
       <w:pPr>
@@ -3045,7 +3051,7 @@
         <w:spacing w:before="360" w:after="120"/>
         <w:rPr/>
       </w:pPr>
-      <w:bookmarkStart w:id="7" w:name="__RefHeading___Toc2626_2629435007"/>
+      <w:bookmarkStart w:id="7" w:name="__RefHeading___Toc2626_455974275"/>
       <w:bookmarkStart w:id="8" w:name="the-system"/>
       <w:bookmarkEnd w:id="7"/>
       <w:r>
@@ -3076,7 +3082,7 @@
         <w:spacing w:before="280" w:after="80"/>
         <w:rPr/>
       </w:pPr>
-      <w:bookmarkStart w:id="9" w:name="__RefHeading___Toc2628_2629435007"/>
+      <w:bookmarkStart w:id="9" w:name="__RefHeading___Toc2628_455974275"/>
       <w:bookmarkStart w:id="10" w:name="what-it-is"/>
       <w:bookmarkEnd w:id="9"/>
       <w:r>
@@ -3135,7 +3141,7 @@
         <w:spacing w:before="200" w:after="80"/>
         <w:rPr/>
       </w:pPr>
-      <w:bookmarkStart w:id="11" w:name="__RefHeading___Toc2630_2629435007"/>
+      <w:bookmarkStart w:id="11" w:name="__RefHeading___Toc2630_455974275"/>
       <w:bookmarkStart w:id="12" w:name="figure-1.1-the-bench"/>
       <w:bookmarkStart w:id="13" w:name="_Fig_1_The_bench"/>
       <w:bookmarkEnd w:id="11"/>
@@ -3254,7 +3260,7 @@
         <w:spacing w:before="280" w:after="80"/>
         <w:rPr/>
       </w:pPr>
-      <w:bookmarkStart w:id="14" w:name="__RefHeading___Toc2632_2629435007"/>
+      <w:bookmarkStart w:id="14" w:name="__RefHeading___Toc2632_455974275"/>
       <w:bookmarkEnd w:id="14"/>
       <w:r>
         <w:rPr>
@@ -3879,7 +3885,7 @@
         <w:spacing w:before="280" w:after="80"/>
         <w:rPr/>
       </w:pPr>
-      <w:bookmarkStart w:id="17" w:name="__RefHeading___Toc2634_2629435007"/>
+      <w:bookmarkStart w:id="17" w:name="__RefHeading___Toc2634_455974275"/>
       <w:bookmarkEnd w:id="17"/>
       <w:r>
         <w:rPr>
@@ -4059,7 +4065,7 @@
         <w:spacing w:before="280" w:after="80"/>
         <w:rPr/>
       </w:pPr>
-      <w:bookmarkStart w:id="18" w:name="__RefHeading___Toc2636_2629435007"/>
+      <w:bookmarkStart w:id="18" w:name="__RefHeading___Toc2636_455974275"/>
       <w:bookmarkStart w:id="19" w:name="the-stack-top-to-bottom"/>
       <w:bookmarkEnd w:id="18"/>
       <w:r>
@@ -4634,7 +4640,7 @@
         <w:spacing w:before="280" w:after="80"/>
         <w:rPr/>
       </w:pPr>
-      <w:bookmarkStart w:id="22" w:name="__RefHeading___Toc2638_2629435007"/>
+      <w:bookmarkStart w:id="22" w:name="__RefHeading___Toc2638_455974275"/>
       <w:bookmarkStart w:id="23" w:name="the-design-point"/>
       <w:bookmarkEnd w:id="22"/>
       <w:r>
@@ -4807,6 +4813,9 @@
       </w:r>
       <w:bookmarkEnd w:id="24"/>
       <w:bookmarkEnd w:id="25"/>
+      <w:r>
+        <w:br w:type="page"/>
+      </w:r>
     </w:p>
     <w:p>
       <w:pPr>
@@ -4815,7 +4824,7 @@
         <w:spacing w:before="360" w:after="120"/>
         <w:rPr/>
       </w:pPr>
-      <w:bookmarkStart w:id="26" w:name="__RefHeading___Toc2640_2629435007"/>
+      <w:bookmarkStart w:id="26" w:name="__RefHeading___Toc2640_455974275"/>
       <w:bookmarkStart w:id="27" w:name="the-harness"/>
       <w:bookmarkEnd w:id="26"/>
       <w:r>
@@ -4862,7 +4871,7 @@
         <w:spacing w:before="200" w:after="80"/>
         <w:rPr/>
       </w:pPr>
-      <w:bookmarkStart w:id="28" w:name="__RefHeading___Toc2642_2629435007"/>
+      <w:bookmarkStart w:id="28" w:name="__RefHeading___Toc2642_455974275"/>
       <w:bookmarkStart w:id="29" w:name="figure-2.1-the-harness-block-map"/>
       <w:bookmarkStart w:id="30" w:name="_Fig_2_The_harness_block_ma"/>
       <w:bookmarkEnd w:id="28"/>
@@ -4980,7 +4989,7 @@
         <w:spacing w:before="280" w:after="80"/>
         <w:rPr/>
       </w:pPr>
-      <w:bookmarkStart w:id="31" w:name="__RefHeading___Toc2644_2629435007"/>
+      <w:bookmarkStart w:id="31" w:name="__RefHeading___Toc2644_455974275"/>
       <w:bookmarkStart w:id="32" w:name="the-host-front-end"/>
       <w:bookmarkEnd w:id="31"/>
       <w:r>
@@ -5631,7 +5640,7 @@
         <w:spacing w:before="280" w:after="80"/>
         <w:rPr/>
       </w:pPr>
-      <w:bookmarkStart w:id="34" w:name="__RefHeading___Toc2646_2629435007"/>
+      <w:bookmarkStart w:id="34" w:name="__RefHeading___Toc2646_455974275"/>
       <w:bookmarkStart w:id="35" w:name="the-launch-path-stage-everything-then-go"/>
       <w:bookmarkEnd w:id="34"/>
       <w:r>
@@ -5782,7 +5791,7 @@
         <w:spacing w:before="280" w:after="80"/>
         <w:rPr/>
       </w:pPr>
-      <w:bookmarkStart w:id="36" w:name="__RefHeading___Toc2648_2629435007"/>
+      <w:bookmarkStart w:id="36" w:name="__RefHeading___Toc2648_455974275"/>
       <w:bookmarkStart w:id="37" w:name="stimulus-and-checking"/>
       <w:bookmarkEnd w:id="36"/>
       <w:r>
@@ -6697,7 +6706,7 @@
         <w:spacing w:before="280" w:after="80"/>
         <w:rPr/>
       </w:pPr>
-      <w:bookmarkStart w:id="39" w:name="__RefHeading___Toc2650_2629435007"/>
+      <w:bookmarkStart w:id="39" w:name="__RefHeading___Toc2650_455974275"/>
       <w:bookmarkEnd w:id="39"/>
       <w:r>
         <w:rPr>
@@ -7243,7 +7252,7 @@
         <w:spacing w:before="280" w:after="80"/>
         <w:rPr/>
       </w:pPr>
-      <w:bookmarkStart w:id="42" w:name="__RefHeading___Toc2652_2629435007"/>
+      <w:bookmarkStart w:id="42" w:name="__RefHeading___Toc2652_455974275"/>
       <w:bookmarkEnd w:id="42"/>
       <w:r>
         <w:rPr>
@@ -7435,7 +7444,7 @@
         <w:spacing w:before="280" w:after="80"/>
         <w:rPr/>
       </w:pPr>
-      <w:bookmarkStart w:id="43" w:name="__RefHeading___Toc2654_2629435007"/>
+      <w:bookmarkStart w:id="43" w:name="__RefHeading___Toc2654_455974275"/>
       <w:bookmarkStart w:id="44" w:name="the-debug-variant"/>
       <w:bookmarkEnd w:id="43"/>
       <w:r>
@@ -7616,6 +7625,9 @@
       </w:r>
       <w:bookmarkEnd w:id="45"/>
       <w:bookmarkEnd w:id="46"/>
+      <w:r>
+        <w:br w:type="page"/>
+      </w:r>
     </w:p>
     <w:p>
       <w:pPr>
@@ -7624,7 +7636,7 @@
         <w:spacing w:before="360" w:after="120"/>
         <w:rPr/>
       </w:pPr>
-      <w:bookmarkStart w:id="47" w:name="__RefHeading___Toc2656_2629435007"/>
+      <w:bookmarkStart w:id="47" w:name="__RefHeading___Toc2656_455974275"/>
       <w:bookmarkStart w:id="48" w:name="one-rtl-several-bitstreams"/>
       <w:bookmarkEnd w:id="47"/>
       <w:r>
@@ -7655,7 +7667,7 @@
         <w:spacing w:before="280" w:after="80"/>
         <w:rPr/>
       </w:pPr>
-      <w:bookmarkStart w:id="49" w:name="__RefHeading___Toc2658_2629435007"/>
+      <w:bookmarkStart w:id="49" w:name="__RefHeading___Toc2658_455974275"/>
       <w:bookmarkStart w:id="50" w:name="the-rule"/>
       <w:bookmarkEnd w:id="49"/>
       <w:r>
@@ -7798,7 +7810,7 @@
         <w:spacing w:before="200" w:after="80"/>
         <w:rPr/>
       </w:pPr>
-      <w:bookmarkStart w:id="51" w:name="__RefHeading___Toc2660_2629435007"/>
+      <w:bookmarkStart w:id="51" w:name="__RefHeading___Toc2660_455974275"/>
       <w:bookmarkStart w:id="52" w:name="Xc747703ffe00f7f8af3637eb43510cfb0b2ce59"/>
       <w:bookmarkStart w:id="53" w:name="_Fig_3_One_source_tree__sev"/>
       <w:bookmarkEnd w:id="51"/>
@@ -7917,7 +7929,7 @@
         <w:spacing w:before="280" w:after="80"/>
         <w:rPr/>
       </w:pPr>
-      <w:bookmarkStart w:id="54" w:name="__RefHeading___Toc2662_2629435007"/>
+      <w:bookmarkStart w:id="54" w:name="__RefHeading___Toc2662_455974275"/>
       <w:bookmarkStart w:id="55" w:name="the-knobs"/>
       <w:bookmarkEnd w:id="54"/>
       <w:r>
@@ -8826,7 +8838,7 @@
         <w:spacing w:before="280" w:after="80"/>
         <w:rPr/>
       </w:pPr>
-      <w:bookmarkStart w:id="57" w:name="__RefHeading___Toc2664_2629435007"/>
+      <w:bookmarkStart w:id="57" w:name="__RefHeading___Toc2664_455974275"/>
       <w:bookmarkStart w:id="58" w:name="the-variants-and-why-each-exists"/>
       <w:bookmarkEnd w:id="57"/>
       <w:r>
@@ -9759,7 +9771,7 @@
         <w:spacing w:before="280" w:after="80"/>
         <w:rPr/>
       </w:pPr>
-      <w:bookmarkStart w:id="61" w:name="__RefHeading___Toc2666_2629435007"/>
+      <w:bookmarkStart w:id="61" w:name="__RefHeading___Toc2666_455974275"/>
       <w:bookmarkStart w:id="62" w:name="the-design-points"/>
       <w:bookmarkEnd w:id="61"/>
       <w:r>
@@ -10265,7 +10277,7 @@
         <w:spacing w:before="280" w:after="80"/>
         <w:rPr/>
       </w:pPr>
-      <w:bookmarkStart w:id="65" w:name="__RefHeading___Toc2668_2629435007"/>
+      <w:bookmarkStart w:id="65" w:name="__RefHeading___Toc2668_455974275"/>
       <w:bookmarkStart w:id="66" w:name="what-a-build-costs-and-where-it-lives"/>
       <w:bookmarkEnd w:id="65"/>
       <w:r>
@@ -10491,6 +10503,9 @@
       </w:r>
       <w:bookmarkEnd w:id="67"/>
       <w:bookmarkEnd w:id="68"/>
+      <w:r>
+        <w:br w:type="page"/>
+      </w:r>
     </w:p>
     <w:p>
       <w:pPr>
@@ -10499,7 +10514,7 @@
         <w:spacing w:before="360" w:after="120"/>
         <w:rPr/>
       </w:pPr>
-      <w:bookmarkStart w:id="69" w:name="__RefHeading___Toc2670_2629435007"/>
+      <w:bookmarkStart w:id="69" w:name="__RefHeading___Toc2670_455974275"/>
       <w:bookmarkStart w:id="70" w:name="host-tools-and-flow"/>
       <w:bookmarkEnd w:id="69"/>
       <w:r>
@@ -10530,7 +10545,7 @@
         <w:spacing w:before="280" w:after="80"/>
         <w:rPr/>
       </w:pPr>
-      <w:bookmarkStart w:id="71" w:name="__RefHeading___Toc2672_2629435007"/>
+      <w:bookmarkStart w:id="71" w:name="__RefHeading___Toc2672_455974275"/>
       <w:bookmarkEnd w:id="71"/>
       <w:r>
         <w:rPr>
@@ -11221,7 +11236,7 @@
         <w:spacing w:before="280" w:after="80"/>
         <w:rPr/>
       </w:pPr>
-      <w:bookmarkStart w:id="74" w:name="__RefHeading___Toc2674_2629435007"/>
+      <w:bookmarkStart w:id="74" w:name="__RefHeading___Toc2674_455974275"/>
       <w:bookmarkEnd w:id="74"/>
       <w:r>
         <w:rPr>
@@ -12305,7 +12320,7 @@
         <w:spacing w:before="280" w:after="80"/>
         <w:rPr/>
       </w:pPr>
-      <w:bookmarkStart w:id="76" w:name="__RefHeading___Toc2676_2629435007"/>
+      <w:bookmarkStart w:id="76" w:name="__RefHeading___Toc2676_455974275"/>
       <w:bookmarkStart w:id="77" w:name="one-measured-cell-end-to-end"/>
       <w:bookmarkEnd w:id="76"/>
       <w:r>
@@ -12333,7 +12348,7 @@
         <w:spacing w:before="200" w:after="80"/>
         <w:rPr/>
       </w:pPr>
-      <w:bookmarkStart w:id="78" w:name="__RefHeading___Toc2678_2629435007"/>
+      <w:bookmarkStart w:id="78" w:name="__RefHeading___Toc2678_455974275"/>
       <w:bookmarkStart w:id="79" w:name="X19803da56ced43179fca83cd0e1f7f6dc38e394"/>
       <w:bookmarkStart w:id="80" w:name="_Fig_4_From_a_host_command_"/>
       <w:bookmarkEnd w:id="78"/>
@@ -12503,7 +12518,7 @@
         <w:spacing w:before="280" w:after="80"/>
         <w:rPr/>
       </w:pPr>
-      <w:bookmarkStart w:id="81" w:name="__RefHeading___Toc2680_2629435007"/>
+      <w:bookmarkStart w:id="81" w:name="__RefHeading___Toc2680_455974275"/>
       <w:bookmarkStart w:id="82" w:name="simulation-equals-board"/>
       <w:bookmarkEnd w:id="81"/>
       <w:r>
@@ -12664,7 +12679,7 @@
         <w:spacing w:before="280" w:after="80"/>
         <w:rPr/>
       </w:pPr>
-      <w:bookmarkStart w:id="84" w:name="__RefHeading___Toc2682_2629435007"/>
+      <w:bookmarkStart w:id="84" w:name="__RefHeading___Toc2682_455974275"/>
       <w:bookmarkStart w:id="85" w:name="reprogram-between-campaigns"/>
       <w:bookmarkEnd w:id="84"/>
       <w:r>
@@ -12852,7 +12867,7 @@
           </w:r>
           <w:r>
             <w:rPr/>
-            <w:t>23</w:t>
+            <w:t>26</w:t>
           </w:r>
           <w:r>
             <w:rPr/>
@@ -12879,7 +12894,7 @@
           </w:r>
           <w:r>
             <w:rPr/>
-            <w:t>23</w:t>
+            <w:t>26</w:t>
           </w:r>
           <w:r>
             <w:rPr/>
@@ -12999,7 +13014,7 @@
           </w:r>
           <w:r>
             <w:rPr/>
-            <w:t>23</w:t>
+            <w:t>26</w:t>
           </w:r>
           <w:r>
             <w:rPr/>
@@ -13026,7 +13041,7 @@
           </w:r>
           <w:r>
             <w:rPr/>
-            <w:t>23</w:t>
+            <w:t>26</w:t>
           </w:r>
           <w:r>
             <w:rPr/>
